--- a/test-exploratoire/rapport-exploratoire.docx
+++ b/test-exploratoire/rapport-exploratoire.docx
@@ -37,7 +37,27 @@
         <w:br/>
       </w:r>
       <w:r>
-        <w:t>Un message d’erreur apparaît dès l’ajout au panier d’un item depuis sa page produit.</w:t>
+        <w:t>Un message d’erreur appara</w:t>
+      </w:r>
+      <w:r>
+        <w:t>i</w:t>
+      </w:r>
+      <w:r>
+        <w:t>t dès l’ajout au panier d’un item depuis sa page produit.</w:t>
+      </w:r>
+      <w:r>
+        <w:br/>
+        <w:t>« </w:t>
+      </w:r>
+      <w:r>
+        <w:rPr>
+          <w:b/>
+          <w:bCs/>
+        </w:rPr>
+        <w:t>Oeps, something went wrong.</w:t>
+      </w:r>
+      <w:r>
+        <w:t xml:space="preserve"> »</w:t>
       </w:r>
     </w:p>
     <w:p>
@@ -67,13 +87,37 @@
         <w:rPr>
           <w:rFonts w:ascii="Cambria Math" w:hAnsi="Cambria Math" w:cs="Cambria Math"/>
         </w:rPr>
-        <w:t>⤷</w:t>
-      </w:r>
-      <w:r>
-        <w:rPr>
-          <w:rFonts w:ascii="Cambria Math" w:hAnsi="Cambria Math" w:cs="Cambria Math"/>
-        </w:rPr>
-        <w:t xml:space="preserve"> Approfondir la récurrence du message d’erreur (se produit il seulement avec certains items, la quantité influe t’elle le message ?</w:t>
+        <w:t>⤷ Approfondir la récurrence du message d’erreur (se produit</w:t>
+      </w:r>
+      <w:r>
+        <w:rPr>
+          <w:rFonts w:ascii="Cambria Math" w:hAnsi="Cambria Math" w:cs="Cambria Math"/>
+        </w:rPr>
+        <w:t>-</w:t>
+      </w:r>
+      <w:r>
+        <w:rPr>
+          <w:rFonts w:ascii="Cambria Math" w:hAnsi="Cambria Math" w:cs="Cambria Math"/>
+        </w:rPr>
+        <w:t xml:space="preserve">il seulement avec certains items, la quantité </w:t>
+      </w:r>
+      <w:r>
+        <w:rPr>
+          <w:rFonts w:ascii="Cambria Math" w:hAnsi="Cambria Math" w:cs="Cambria Math"/>
+        </w:rPr>
+        <w:t>influe</w:t>
+      </w:r>
+      <w:r>
+        <w:rPr>
+          <w:rFonts w:ascii="Cambria Math" w:hAnsi="Cambria Math" w:cs="Cambria Math"/>
+        </w:rPr>
+        <w:t>-t-</w:t>
+      </w:r>
+      <w:r>
+        <w:rPr>
+          <w:rFonts w:ascii="Cambria Math" w:hAnsi="Cambria Math" w:cs="Cambria Math"/>
+        </w:rPr>
+        <w:t>elle le message ?</w:t>
       </w:r>
       <w:r>
         <w:rPr>
@@ -156,8 +200,28 @@
       <w:r>
         <w:rPr>
           <w:rFonts w:ascii="Cambria Math" w:hAnsi="Cambria Math" w:cs="Cambria Math"/>
-        </w:rPr>
-        <w:t xml:space="preserve"> est ce prévu par les spécifications ? Ou cela relève d’une défaillance ?</w:t>
+          <w:b/>
+          <w:bCs/>
+        </w:rPr>
+        <w:t>,</w:t>
+      </w:r>
+      <w:r>
+        <w:rPr>
+          <w:rFonts w:ascii="Cambria Math" w:hAnsi="Cambria Math" w:cs="Cambria Math"/>
+        </w:rPr>
+        <w:t xml:space="preserve"> est</w:t>
+      </w:r>
+      <w:r>
+        <w:rPr>
+          <w:rFonts w:ascii="Cambria Math" w:hAnsi="Cambria Math" w:cs="Cambria Math"/>
+        </w:rPr>
+        <w:t>-</w:t>
+      </w:r>
+      <w:r>
+        <w:rPr>
+          <w:rFonts w:ascii="Cambria Math" w:hAnsi="Cambria Math" w:cs="Cambria Math"/>
+        </w:rPr>
+        <w:t>ce prévu par les spécifications ? Ou cela relève d’une défaillance ?</w:t>
       </w:r>
     </w:p>
     <w:p>
@@ -194,13 +258,7 @@
         <w:rPr>
           <w:rFonts w:ascii="Cambria Math" w:hAnsi="Cambria Math" w:cs="Cambria Math"/>
         </w:rPr>
-        <w:t>⤷</w:t>
-      </w:r>
-      <w:r>
-        <w:rPr>
-          <w:rFonts w:ascii="Cambria Math" w:hAnsi="Cambria Math" w:cs="Cambria Math"/>
-        </w:rPr>
-        <w:t xml:space="preserve"> Le montant total lui prend les changements correctement</w:t>
+        <w:t>⤷ Le montant total prend les changements correctement</w:t>
       </w:r>
       <w:r>
         <w:rPr>
@@ -212,13 +270,7 @@
         <w:rPr>
           <w:rFonts w:ascii="Cambria Math" w:hAnsi="Cambria Math" w:cs="Cambria Math"/>
         </w:rPr>
-        <w:t>⤷</w:t>
-      </w:r>
-      <w:r>
-        <w:rPr>
-          <w:rFonts w:ascii="Cambria Math" w:hAnsi="Cambria Math" w:cs="Cambria Math"/>
-        </w:rPr>
-        <w:t xml:space="preserve"> Approfondir sur différents articles si le total persiste à 0</w:t>
+        <w:t>⤷ Approfondir sur différents articles si le total persiste à 0</w:t>
       </w:r>
       <w:r>
         <w:rPr>
@@ -330,13 +382,7 @@
         <w:rPr>
           <w:rFonts w:ascii="Cambria Math" w:hAnsi="Cambria Math" w:cs="Cambria Math"/>
         </w:rPr>
-        <w:t>⤷</w:t>
-      </w:r>
-      <w:r>
-        <w:rPr>
-          <w:rFonts w:ascii="Cambria Math" w:hAnsi="Cambria Math" w:cs="Cambria Math"/>
-        </w:rPr>
-        <w:t xml:space="preserve"> Aucun code lié à cette fonctionnalité ?</w:t>
+        <w:t>⤷ Aucun code lié à cette fonctionnalité ?</w:t>
       </w:r>
       <w:r>
         <w:rPr>
@@ -350,7 +396,23 @@
           <w:i/>
           <w:iCs/>
         </w:rPr>
-        <w:t>Faire une analyse statique de cette condition pour en comprendre sont disfonctionnement</w:t>
+        <w:t>Faire une analyse statique de cette condition pour en comprendre son</w:t>
+      </w:r>
+      <w:r>
+        <w:rPr>
+          <w:rFonts w:ascii="Cambria Math" w:hAnsi="Cambria Math" w:cs="Cambria Math"/>
+          <w:i/>
+          <w:iCs/>
+        </w:rPr>
+        <w:t xml:space="preserve"> </w:t>
+      </w:r>
+      <w:r>
+        <w:rPr>
+          <w:rFonts w:ascii="Cambria Math" w:hAnsi="Cambria Math" w:cs="Cambria Math"/>
+          <w:i/>
+          <w:iCs/>
+        </w:rPr>
+        <w:t>disfonctionnement</w:t>
       </w:r>
     </w:p>
     <w:p>
@@ -371,21 +433,7 @@
           <w:rFonts w:ascii="Cambria Math" w:hAnsi="Cambria Math" w:cs="Cambria Math"/>
           <w:color w:val="EE0000"/>
         </w:rPr>
-        <w:t xml:space="preserve">Reprendre le fichier </w:t>
-      </w:r>
-      <w:r>
-        <w:rPr>
-          <w:rFonts w:ascii="Cambria Math" w:hAnsi="Cambria Math" w:cs="Cambria Math"/>
-          <w:color w:val="EE0000"/>
-        </w:rPr>
-        <w:t>gif_003_bouton-nonfonctionnel</w:t>
-      </w:r>
-      <w:r>
-        <w:rPr>
-          <w:rFonts w:ascii="Cambria Math" w:hAnsi="Cambria Math" w:cs="Cambria Math"/>
-          <w:color w:val="EE0000"/>
-        </w:rPr>
-        <w:t>.gif</w:t>
+        <w:t>Reprendre le fichier gif_003_bouton-nonfonctionnel.gif</w:t>
       </w:r>
     </w:p>
     <w:p>
@@ -409,7 +457,23 @@
           <w:b/>
           <w:bCs/>
         </w:rPr>
-        <w:t>Observation 6 – Risque d’utilisabilité</w:t>
+        <w:t xml:space="preserve">Observation </w:t>
+      </w:r>
+      <w:r>
+        <w:rPr>
+          <w:rStyle w:val="Titre2Car"/>
+          <w:b/>
+          <w:bCs/>
+        </w:rPr>
+        <w:t>5</w:t>
+      </w:r>
+      <w:r>
+        <w:rPr>
+          <w:rStyle w:val="Titre2Car"/>
+          <w:b/>
+          <w:bCs/>
+        </w:rPr>
+        <w:t xml:space="preserve"> – Risque d’utilisabilité</w:t>
       </w:r>
       <w:r>
         <w:rPr>
@@ -427,7 +491,19 @@
         <w:rPr>
           <w:rFonts w:ascii="Cambria Math" w:hAnsi="Cambria Math" w:cs="Cambria Math"/>
         </w:rPr>
-        <w:t>Une observation a été faite en déplacent le curseur sur le champ pour remplir la quantité :</w:t>
+        <w:t>Une observation a été faite en dépla</w:t>
+      </w:r>
+      <w:r>
+        <w:rPr>
+          <w:rFonts w:ascii="Cambria Math" w:hAnsi="Cambria Math" w:cs="Cambria Math"/>
+        </w:rPr>
+        <w:t>ça</w:t>
+      </w:r>
+      <w:r>
+        <w:rPr>
+          <w:rFonts w:ascii="Cambria Math" w:hAnsi="Cambria Math" w:cs="Cambria Math"/>
+        </w:rPr>
+        <w:t>nt le curseur sur le champ pour remplir la quantité :</w:t>
       </w:r>
       <w:r>
         <w:rPr>
@@ -441,7 +517,19 @@
           <w:rFonts w:ascii="Cambria Math" w:hAnsi="Cambria Math" w:cs="Cambria Math"/>
         </w:rPr>
         <w:tab/>
-        <w:t xml:space="preserve">Dès que la quantité est inférieure à 0 un message apparaît au niveau du champ </w:t>
+        <w:t>Dès que la quantité est inférieure à 0 un message appara</w:t>
+      </w:r>
+      <w:r>
+        <w:rPr>
+          <w:rFonts w:ascii="Cambria Math" w:hAnsi="Cambria Math" w:cs="Cambria Math"/>
+        </w:rPr>
+        <w:t>i</w:t>
+      </w:r>
+      <w:r>
+        <w:rPr>
+          <w:rFonts w:ascii="Cambria Math" w:hAnsi="Cambria Math" w:cs="Cambria Math"/>
+        </w:rPr>
+        <w:t xml:space="preserve">t au niveau du champ </w:t>
       </w:r>
       <w:r>
         <w:rPr>
@@ -455,14 +543,38 @@
           <w:rFonts w:ascii="Cambria Math" w:hAnsi="Cambria Math" w:cs="Cambria Math"/>
         </w:rPr>
         <w:tab/>
-        <w:t>« La valeur doit être supérieur ou égale à 0. » </w:t>
+        <w:t>« La valeur doit être supérieur</w:t>
+      </w:r>
+      <w:r>
+        <w:rPr>
+          <w:rFonts w:ascii="Cambria Math" w:hAnsi="Cambria Math" w:cs="Cambria Math"/>
+        </w:rPr>
+        <w:t>e</w:t>
+      </w:r>
+      <w:r>
+        <w:rPr>
+          <w:rFonts w:ascii="Cambria Math" w:hAnsi="Cambria Math" w:cs="Cambria Math"/>
+        </w:rPr>
+        <w:t xml:space="preserve"> ou égale à 0. » </w:t>
       </w:r>
       <w:r>
         <w:rPr>
           <w:rFonts w:ascii="Cambria Math" w:hAnsi="Cambria Math" w:cs="Cambria Math"/>
         </w:rPr>
         <w:br/>
-        <w:t>Cela peut induire un risque et crée un floue d’utilisabilité.</w:t>
+        <w:t>Cela peut induire un risque et crée</w:t>
+      </w:r>
+      <w:r>
+        <w:rPr>
+          <w:rFonts w:ascii="Cambria Math" w:hAnsi="Cambria Math" w:cs="Cambria Math"/>
+        </w:rPr>
+        <w:t>r</w:t>
+      </w:r>
+      <w:r>
+        <w:rPr>
+          <w:rFonts w:ascii="Cambria Math" w:hAnsi="Cambria Math" w:cs="Cambria Math"/>
+        </w:rPr>
+        <w:t xml:space="preserve"> un flou d’utilisabilité.</w:t>
       </w:r>
       <w:r>
         <w:rPr>
@@ -511,21 +623,7 @@
           <w:rFonts w:ascii="Cambria Math" w:hAnsi="Cambria Math" w:cs="Cambria Math"/>
           <w:color w:val="EE0000"/>
         </w:rPr>
-        <w:t xml:space="preserve">Reprendre le fichier </w:t>
-      </w:r>
-      <w:r>
-        <w:rPr>
-          <w:rFonts w:ascii="Cambria Math" w:hAnsi="Cambria Math" w:cs="Cambria Math"/>
-          <w:color w:val="EE0000"/>
-        </w:rPr>
-        <w:t>gif_004_quantite-negative</w:t>
-      </w:r>
-      <w:r>
-        <w:rPr>
-          <w:rFonts w:ascii="Cambria Math" w:hAnsi="Cambria Math" w:cs="Cambria Math"/>
-          <w:color w:val="EE0000"/>
-        </w:rPr>
-        <w:t>.gif</w:t>
+        <w:t>Reprendre le fichier gif_004_quantite-negative.gif</w:t>
       </w:r>
     </w:p>
     <w:p>
@@ -548,7 +646,23 @@
           <w:b/>
           <w:bCs/>
         </w:rPr>
-        <w:t>Observation 7 – Manque d’information relative au produit</w:t>
+        <w:t xml:space="preserve">Observation </w:t>
+      </w:r>
+      <w:r>
+        <w:rPr>
+          <w:rStyle w:val="Titre2Car"/>
+          <w:b/>
+          <w:bCs/>
+        </w:rPr>
+        <w:t>6</w:t>
+      </w:r>
+      <w:r>
+        <w:rPr>
+          <w:rStyle w:val="Titre2Car"/>
+          <w:b/>
+          <w:bCs/>
+        </w:rPr>
+        <w:t xml:space="preserve"> – Manque d’information relative au produit</w:t>
       </w:r>
       <w:r>
         <w:rPr>
@@ -586,13 +700,7 @@
         <w:rPr>
           <w:rFonts w:ascii="Cambria Math" w:hAnsi="Cambria Math" w:cs="Cambria Math"/>
         </w:rPr>
-        <w:t>⤷</w:t>
-      </w:r>
-      <w:r>
-        <w:rPr>
-          <w:rFonts w:ascii="Cambria Math" w:hAnsi="Cambria Math" w:cs="Cambria Math"/>
-        </w:rPr>
-        <w:t xml:space="preserve"> A vérifier auprès des personnes concernées ou reprendre les spécifications</w:t>
+        <w:t>⤷ A vérifier auprès des personnes concernées ou reprendre les spécifications</w:t>
       </w:r>
     </w:p>
     <w:p>
@@ -614,21 +722,7 @@
           <w:rFonts w:ascii="Cambria Math" w:hAnsi="Cambria Math" w:cs="Cambria Math"/>
           <w:color w:val="EE0000"/>
         </w:rPr>
-        <w:t xml:space="preserve">Reprendre le fichier </w:t>
-      </w:r>
-      <w:r>
-        <w:rPr>
-          <w:rFonts w:ascii="Cambria Math" w:hAnsi="Cambria Math" w:cs="Cambria Math"/>
-          <w:color w:val="EE0000"/>
-        </w:rPr>
-        <w:t>img_003_information</w:t>
-      </w:r>
-      <w:r>
-        <w:rPr>
-          <w:rFonts w:ascii="Cambria Math" w:hAnsi="Cambria Math" w:cs="Cambria Math"/>
-          <w:color w:val="EE0000"/>
-        </w:rPr>
-        <w:t>.png</w:t>
+        <w:t>Reprendre le fichier img_003_information.png</w:t>
       </w:r>
     </w:p>
     <w:p>
@@ -650,7 +744,23 @@
           <w:b/>
           <w:bCs/>
         </w:rPr>
-        <w:t>Observation 8 – Disfonctionnement des boutons de réduction et d’augmentation de la quantité</w:t>
+        <w:t xml:space="preserve">Observation </w:t>
+      </w:r>
+      <w:r>
+        <w:rPr>
+          <w:rStyle w:val="Titre2Car"/>
+          <w:b/>
+          <w:bCs/>
+        </w:rPr>
+        <w:t>7</w:t>
+      </w:r>
+      <w:r>
+        <w:rPr>
+          <w:rStyle w:val="Titre2Car"/>
+          <w:b/>
+          <w:bCs/>
+        </w:rPr>
+        <w:t xml:space="preserve"> – Disfonctionnement des boutons de réduction et d’augmentation de la quantité</w:t>
       </w:r>
       <w:r>
         <w:rPr>
@@ -662,7 +772,19 @@
         <w:rPr>
           <w:rFonts w:ascii="Cambria Math" w:hAnsi="Cambria Math" w:cs="Cambria Math"/>
         </w:rPr>
-        <w:t>Les boutons [+] / [-] de la quantité à ajouter au panier sur la page du produit ne fonctionne pas.</w:t>
+        <w:t>Les boutons [+] / [-] de la quantité à ajouter au panier sur la page du produit ne fonctionne</w:t>
+      </w:r>
+      <w:r>
+        <w:rPr>
+          <w:rFonts w:ascii="Cambria Math" w:hAnsi="Cambria Math" w:cs="Cambria Math"/>
+        </w:rPr>
+        <w:t>nt</w:t>
+      </w:r>
+      <w:r>
+        <w:rPr>
+          <w:rFonts w:ascii="Cambria Math" w:hAnsi="Cambria Math" w:cs="Cambria Math"/>
+        </w:rPr>
+        <w:t xml:space="preserve"> pas.</w:t>
       </w:r>
     </w:p>
     <w:p>
@@ -680,13 +802,7 @@
         <w:rPr>
           <w:rFonts w:ascii="Cambria Math" w:hAnsi="Cambria Math" w:cs="Cambria Math"/>
         </w:rPr>
-        <w:t>⤷</w:t>
-      </w:r>
-      <w:r>
-        <w:rPr>
-          <w:rFonts w:ascii="Cambria Math" w:hAnsi="Cambria Math" w:cs="Cambria Math"/>
-        </w:rPr>
-        <w:t xml:space="preserve"> Aucune fonction liée à ces boutons ?</w:t>
+        <w:t>⤷ Aucune fonction liée à ces boutons ?</w:t>
       </w:r>
     </w:p>
     <w:p>
@@ -708,21 +824,7 @@
           <w:rFonts w:ascii="Cambria Math" w:hAnsi="Cambria Math" w:cs="Cambria Math"/>
           <w:color w:val="EE0000"/>
         </w:rPr>
-        <w:t xml:space="preserve">Reprendre les fichiers </w:t>
-      </w:r>
-      <w:r>
-        <w:rPr>
-          <w:rFonts w:ascii="Cambria Math" w:hAnsi="Cambria Math" w:cs="Cambria Math"/>
-          <w:color w:val="EE0000"/>
-        </w:rPr>
-        <w:t>gif_005_boutons-nonfonctionnels</w:t>
-      </w:r>
-      <w:r>
-        <w:rPr>
-          <w:rFonts w:ascii="Cambria Math" w:hAnsi="Cambria Math" w:cs="Cambria Math"/>
-          <w:color w:val="EE0000"/>
-        </w:rPr>
-        <w:t>.gif / img_004_boutons-nonfonctionnels.png</w:t>
+        <w:t>Reprendre les fichiers gif_005_boutons-nonfonctionnels.gif / img_004_boutons-nonfonctionnels.png</w:t>
       </w:r>
     </w:p>
     <w:p/>
@@ -733,13 +835,29 @@
           <w:b/>
           <w:bCs/>
         </w:rPr>
-        <w:t>Observation 9 – Analyse d’anomalie non-fonctionnelle</w:t>
+        <w:t xml:space="preserve">Observation </w:t>
+      </w:r>
+      <w:r>
+        <w:rPr>
+          <w:rStyle w:val="Titre2Car"/>
+          <w:b/>
+          <w:bCs/>
+        </w:rPr>
+        <w:t>8</w:t>
+      </w:r>
+      <w:r>
+        <w:rPr>
+          <w:rStyle w:val="Titre2Car"/>
+          <w:b/>
+          <w:bCs/>
+        </w:rPr>
+        <w:t xml:space="preserve"> – Analyse d’anomalie non-fonctionnelle</w:t>
       </w:r>
       <w:r>
         <w:br/>
       </w:r>
       <w:r>
-        <w:t>Certaines anomalies non-fonctionnelles ont été reportées pendant la session qui n’ont pas empiétées sur la durée réelle :</w:t>
+        <w:t>Certaines anomalies non-fonctionnelles ont été reportées pendant la session qui n’ont pas empiété sur la durée réelle :</w:t>
       </w:r>
     </w:p>
     <w:p>
@@ -760,7 +878,19 @@
       </w:r>
       <w:r>
         <w:tab/>
-        <w:t>Après utilisation des boutons [-] / [+] sur la page produit, la champ quantité à ajouter au panier à une sorte de layer par-dessus qui cache le pointeur souris</w:t>
+        <w:t>Après utilisation des boutons [-] / [+] sur la page produit, l</w:t>
+      </w:r>
+      <w:r>
+        <w:t>e</w:t>
+      </w:r>
+      <w:r>
+        <w:t xml:space="preserve"> champ quantité à ajouter au panier </w:t>
+      </w:r>
+      <w:r>
+        <w:t>a</w:t>
+      </w:r>
+      <w:r>
+        <w:t xml:space="preserve"> une sorte de layer par-dessus qui cache le pointeur souris</w:t>
       </w:r>
     </w:p>
     <w:p>
@@ -1619,6 +1749,7 @@
   <w:style w:type="character" w:default="1" w:styleId="Policepardfaut">
     <w:name w:val="Default Paragraph Font"/>
     <w:uiPriority w:val="1"/>
+    <w:semiHidden/>
     <w:unhideWhenUsed/>
   </w:style>
   <w:style w:type="table" w:default="1" w:styleId="TableauNormal">

--- a/test-exploratoire/rapport-exploratoire.docx
+++ b/test-exploratoire/rapport-exploratoire.docx
@@ -49,12 +49,69 @@
         <w:br/>
         <w:t>« </w:t>
       </w:r>
-      <w:r>
-        <w:rPr>
-          <w:b/>
-          <w:bCs/>
-        </w:rPr>
-        <w:t>Oeps, something went wrong.</w:t>
+      <w:proofErr w:type="spellStart"/>
+      <w:r>
+        <w:rPr>
+          <w:b/>
+          <w:bCs/>
+        </w:rPr>
+        <w:t>Oeps</w:t>
+      </w:r>
+      <w:proofErr w:type="spellEnd"/>
+      <w:r>
+        <w:rPr>
+          <w:b/>
+          <w:bCs/>
+        </w:rPr>
+        <w:t xml:space="preserve">, </w:t>
+      </w:r>
+      <w:proofErr w:type="spellStart"/>
+      <w:r>
+        <w:rPr>
+          <w:b/>
+          <w:bCs/>
+        </w:rPr>
+        <w:t>something</w:t>
+      </w:r>
+      <w:proofErr w:type="spellEnd"/>
+      <w:r>
+        <w:rPr>
+          <w:b/>
+          <w:bCs/>
+        </w:rPr>
+        <w:t xml:space="preserve"> </w:t>
+      </w:r>
+      <w:proofErr w:type="spellStart"/>
+      <w:r>
+        <w:rPr>
+          <w:b/>
+          <w:bCs/>
+        </w:rPr>
+        <w:t>went</w:t>
+      </w:r>
+      <w:proofErr w:type="spellEnd"/>
+      <w:r>
+        <w:rPr>
+          <w:b/>
+          <w:bCs/>
+        </w:rPr>
+        <w:t xml:space="preserve"> </w:t>
+      </w:r>
+      <w:proofErr w:type="spellStart"/>
+      <w:r>
+        <w:rPr>
+          <w:b/>
+          <w:bCs/>
+        </w:rPr>
+        <w:t>wrong</w:t>
+      </w:r>
+      <w:proofErr w:type="spellEnd"/>
+      <w:r>
+        <w:rPr>
+          <w:b/>
+          <w:bCs/>
+        </w:rPr>
+        <w:t>.</w:t>
       </w:r>
       <w:r>
         <w:t xml:space="preserve"> »</w:t>
@@ -812,6 +869,8 @@
           <w:left w:val="single" w:sz="4" w:space="4" w:color="auto"/>
           <w:bottom w:val="single" w:sz="4" w:space="1" w:color="auto"/>
           <w:right w:val="single" w:sz="4" w:space="4" w:color="auto"/>
+          <w:between w:val="single" w:sz="4" w:space="1" w:color="auto"/>
+          <w:bar w:val="single" w:sz="4" w:color="auto"/>
         </w:pBdr>
         <w:shd w:val="clear" w:color="auto" w:fill="D9D9D9" w:themeFill="background1" w:themeFillShade="D9"/>
         <w:rPr>
@@ -857,7 +916,7 @@
         <w:br/>
       </w:r>
       <w:r>
-        <w:t>Certaines anomalies non-fonctionnelles ont été reportées pendant la session qui n’ont pas empiété sur la durée réelle :</w:t>
+        <w:t>Certaines anomalies non-fonctionnelles ont été reporté pendant la session qui n’ont pas empiété sur la durée réelle :</w:t>
       </w:r>
     </w:p>
     <w:p>
